--- a/templates/packingFA.docx
+++ b/templates/packingFA.docx
@@ -495,6 +495,41 @@
           <w:szCs w:val="22"/>
         </w:rPr>
         <w:t>{QTY}</w:t>
+      </w:r>
+    </w:p>
+    <w:p>
+      <w:pPr>
+        <w:tabs>
+          <w:tab w:val="left" w:pos="4140"/>
+          <w:tab w:val="right" w:pos="9180"/>
+        </w:tabs>
+        <w:rPr>
+          <w:sz w:val="18"/>
+          <w:szCs w:val="22"/>
+        </w:rPr>
+      </w:pPr>
+      <w:r>
+        <w:rPr>
+          <w:sz w:val="18"/>
+          <w:szCs w:val="22"/>
+        </w:rPr>
+        <w:t>Services</w:t>
+      </w:r>
+      <w:r>
+        <w:rPr>
+          <w:sz w:val="18"/>
+          <w:szCs w:val="22"/>
+        </w:rPr>
+        <w:tab/>
+        <w:t>NET-INSPECT #</w:t>
+      </w:r>
+      <w:r>
+        <w:rPr>
+          <w:sz w:val="18"/>
+          <w:szCs w:val="22"/>
+        </w:rPr>
+        <w:tab/>
+        <w:t>1</w:t>
       </w:r>
     </w:p>
     <w:p>
